--- a/docs/architecture/adr/ADR-009-voice-bot-dialogue.docx
+++ b/docs/architecture/adr/ADR-009-voice-bot-dialogue.docx
@@ -60,50 +60,213 @@
         </w:p>
       </w:sdtContent>
     </w:sdt>
-    <w:p>
-      <w:pPr>
-        <w:numPr>
-          <w:ilvl w:val="0"/>
-          <w:numId w:val="1001"/>
-        </w:numPr>
-        <w:pStyle w:val="Compact"/>
-      </w:pPr>
-      <w:r>
-        <w:rPr>
-          <w:bCs/>
-          <w:b/>
-        </w:rPr>
-        <w:t xml:space="preserve">Status:</w:t>
-      </w:r>
-      <w:r>
-        <w:t xml:space="preserve"> </w:t>
-      </w:r>
-      <w:r>
-        <w:t xml:space="preserve">Accepted</w:t>
-      </w:r>
-    </w:p>
-    <w:p>
-      <w:pPr>
-        <w:numPr>
-          <w:ilvl w:val="0"/>
-          <w:numId w:val="1001"/>
-        </w:numPr>
-        <w:pStyle w:val="Compact"/>
-      </w:pPr>
-      <w:r>
-        <w:rPr>
-          <w:bCs/>
-          <w:b/>
-        </w:rPr>
-        <w:t xml:space="preserve">Date:</w:t>
-      </w:r>
-      <w:r>
-        <w:t xml:space="preserve"> </w:t>
-      </w:r>
-      <w:r>
-        <w:t xml:space="preserve">2026-10-07</w:t>
-      </w:r>
-    </w:p>
+    <w:tbl>
+      <w:tblPr>
+        <w:tblStyle w:val="Table"/>
+        <w:tblW w:type="pct" w:w="5000"/>
+        <w:tblLook w:firstRow="1" w:lastRow="0" w:firstColumn="0" w:lastColumn="0" w:noHBand="0" w:noVBand="0" w:val="0020"/>
+        <w:jc w:val="start"/>
+      </w:tblPr>
+      <w:tblGrid>
+        <w:gridCol w:w="1584"/>
+        <w:gridCol w:w="1584"/>
+        <w:gridCol w:w="1584"/>
+        <w:gridCol w:w="1584"/>
+        <w:gridCol w:w="1584"/>
+      </w:tblGrid>
+      <w:tr>
+        <w:trPr>
+          <w:tblHeader w:val="true"/>
+          <w:tblHeader w:val="true"/>
+        </w:trPr>
+        <w:tc>
+          <w:tcPr>
+            <w:shd w:val="clear" w:color="auto" w:fill="213368"/>
+          </w:tcPr>
+          <w:p>
+            <w:pPr>
+              <w:pStyle w:val="Compact"/>
+              <w:spacing w:before="20" w:after="20"/>
+              <w:jc w:val="left"/>
+            </w:pPr>
+            <w:r>
+              <w:rPr>
+                <w:b/>
+                <w:color w:val="FFFFFF"/>
+                <w:sz w:val="17"/>
+              </w:rPr>
+              <w:t xml:space="preserve">Document</w:t>
+            </w:r>
+          </w:p>
+        </w:tc>
+        <w:tc>
+          <w:tcPr>
+            <w:shd w:val="clear" w:color="auto" w:fill="213368"/>
+          </w:tcPr>
+          <w:p>
+            <w:pPr>
+              <w:pStyle w:val="Compact"/>
+              <w:spacing w:before="20" w:after="20"/>
+              <w:jc w:val="left"/>
+            </w:pPr>
+            <w:r>
+              <w:rPr>
+                <w:b/>
+                <w:color w:val="FFFFFF"/>
+                <w:sz w:val="17"/>
+              </w:rPr>
+              <w:t xml:space="preserve">Version</w:t>
+            </w:r>
+          </w:p>
+        </w:tc>
+        <w:tc>
+          <w:tcPr>
+            <w:shd w:val="clear" w:color="auto" w:fill="213368"/>
+          </w:tcPr>
+          <w:p>
+            <w:pPr>
+              <w:pStyle w:val="Compact"/>
+              <w:spacing w:before="20" w:after="20"/>
+              <w:jc w:val="left"/>
+            </w:pPr>
+            <w:r>
+              <w:rPr>
+                <w:b/>
+                <w:color w:val="FFFFFF"/>
+                <w:sz w:val="17"/>
+              </w:rPr>
+              <w:t xml:space="preserve">Date</w:t>
+            </w:r>
+          </w:p>
+        </w:tc>
+        <w:tc>
+          <w:tcPr>
+            <w:shd w:val="clear" w:color="auto" w:fill="213368"/>
+          </w:tcPr>
+          <w:p>
+            <w:pPr>
+              <w:pStyle w:val="Compact"/>
+              <w:spacing w:before="20" w:after="20"/>
+              <w:jc w:val="left"/>
+            </w:pPr>
+            <w:r>
+              <w:rPr>
+                <w:b/>
+                <w:color w:val="FFFFFF"/>
+                <w:sz w:val="17"/>
+              </w:rPr>
+              <w:t xml:space="preserve">Owner</w:t>
+            </w:r>
+          </w:p>
+        </w:tc>
+        <w:tc>
+          <w:tcPr>
+            <w:shd w:val="clear" w:color="auto" w:fill="213368"/>
+          </w:tcPr>
+          <w:p>
+            <w:pPr>
+              <w:pStyle w:val="Compact"/>
+              <w:spacing w:before="20" w:after="20"/>
+              <w:jc w:val="left"/>
+            </w:pPr>
+            <w:r>
+              <w:rPr>
+                <w:b/>
+                <w:color w:val="FFFFFF"/>
+                <w:sz w:val="17"/>
+              </w:rPr>
+              <w:t xml:space="preserve">Status</w:t>
+            </w:r>
+          </w:p>
+        </w:tc>
+      </w:tr>
+      <w:tr>
+        <w:tc>
+          <w:tcPr>
+            <w:noWrap/>
+          </w:tcPr>
+          <w:p>
+            <w:pPr>
+              <w:pStyle w:val="Compact"/>
+              <w:spacing w:before="20" w:after="20"/>
+              <w:jc w:val="left"/>
+            </w:pPr>
+            <w:r>
+              <w:rPr>
+                <w:sz w:val="17"/>
+              </w:rPr>
+              <w:t xml:space="preserve">ADR-009</w:t>
+            </w:r>
+          </w:p>
+        </w:tc>
+        <w:tc>
+          <w:tcPr>
+            <w:noWrap/>
+          </w:tcPr>
+          <w:p>
+            <w:pPr>
+              <w:pStyle w:val="Compact"/>
+              <w:spacing w:before="20" w:after="20"/>
+              <w:jc w:val="left"/>
+            </w:pPr>
+            <w:r>
+              <w:rPr>
+                <w:sz w:val="17"/>
+              </w:rPr>
+              <w:t xml:space="preserve">1.0</w:t>
+            </w:r>
+          </w:p>
+        </w:tc>
+        <w:tc>
+          <w:tcPr/>
+          <w:p>
+            <w:pPr>
+              <w:pStyle w:val="Compact"/>
+              <w:spacing w:before="20" w:after="20"/>
+              <w:jc w:val="left"/>
+            </w:pPr>
+            <w:r>
+              <w:rPr>
+                <w:sz w:val="17"/>
+              </w:rPr>
+              <w:t xml:space="preserve">07 October 2026</w:t>
+            </w:r>
+          </w:p>
+        </w:tc>
+        <w:tc>
+          <w:tcPr/>
+          <w:p>
+            <w:pPr>
+              <w:pStyle w:val="Compact"/>
+              <w:spacing w:before="20" w:after="20"/>
+              <w:jc w:val="left"/>
+            </w:pPr>
+            <w:r>
+              <w:rPr>
+                <w:sz w:val="17"/>
+              </w:rPr>
+              <w:t xml:space="preserve">iorta TechNXT Architecture</w:t>
+            </w:r>
+          </w:p>
+        </w:tc>
+        <w:tc>
+          <w:tcPr/>
+          <w:p>
+            <w:pPr>
+              <w:pStyle w:val="Compact"/>
+              <w:spacing w:before="20" w:after="20"/>
+              <w:jc w:val="left"/>
+            </w:pPr>
+            <w:r>
+              <w:rPr>
+                <w:sz w:val="17"/>
+              </w:rPr>
+              <w:t xml:space="preserve">Accepted</w:t>
+            </w:r>
+          </w:p>
+        </w:tc>
+      </w:tr>
+    </w:tbl>
     <w:p>
       <w:pPr>
         <w:numPr>
@@ -141,7 +304,7 @@
           <w:rPr>
             <w:rStyle w:val="Hyperlink"/>
           </w:rPr>
-          <w:t xml:space="preserve">AI governance</w:t>
+          <w:t xml:space="preserve">AI and Prompt Governance</w:t>
         </w:r>
       </w:hyperlink>
       <w:r>
@@ -155,9 +318,12 @@
           <w:rPr>
             <w:rStyle w:val="Hyperlink"/>
           </w:rPr>
-          <w:t xml:space="preserve">Integration §3.5</w:t>
+          <w:t xml:space="preserve">Integration Architecture</w:t>
         </w:r>
       </w:hyperlink>
+      <w:r>
+        <w:t xml:space="preserve">, section 3.5</w:t>
+      </w:r>
     </w:p>
     <w:bookmarkStart w:id="23" w:name="context-and-problem-statement"/>
     <w:p>
@@ -477,7 +643,7 @@
       <w:r>
         <w:drawing>
           <wp:inline>
-            <wp:extent cx="6119999" cy="3173657"/>
+            <wp:extent cx="6119999" cy="3313542"/>
             <wp:effectExtent b="0" l="0" r="0" t="0"/>
             <wp:docPr descr="" title="" id="27" name="Picture"/>
             <a:graphic>
@@ -498,7 +664,7 @@
                   <pic:spPr bwMode="auto">
                     <a:xfrm>
                       <a:off x="0" y="0"/>
-                      <a:ext cx="6119999" cy="3173657"/>
+                      <a:ext cx="6119999" cy="3313542"/>
                     </a:xfrm>
                     <a:prstGeom prst="rect">
                       <a:avLst/>
@@ -678,7 +844,7 @@
         <w:t xml:space="preserve"> </w:t>
       </w:r>
       <w:r>
-        <w:t xml:space="preserve">maps spoken Vietnamese digits, and the result must equal the profile's key. The bot never reads the full plate (</w:t>
+        <w:t xml:space="preserve">maps spoken Vietnamese digits, including tens ("ba mươi A…") and motorbike plates (for example 59X1-123.45), and the result must equal the profile's key. The bot never reads the full plate (</w:t>
       </w:r>
       <w:r>
         <w:rPr>
@@ -786,7 +952,19 @@
         <w:t xml:space="preserve">voiceService.finalize</w:t>
       </w:r>
       <w:r>
-        <w:t xml:space="preserve">): handoff, link, opt-out (DNC + consent override), already-renewed (expiry +365 d at confidence 0.6), and DQ issues for wrong-person or plate-mismatch. Every call is audited.</w:t>
+        <w:t xml:space="preserve">): handoff, link, opt-out (DNC + consent override), already-renewed (expiry +365 d at confidence 0.6,</w:t>
+      </w:r>
+      <w:r>
+        <w:t xml:space="preserve"> </w:t>
+      </w:r>
+      <w:r>
+        <w:rPr>
+          <w:rStyle w:val="VerbatimChar"/>
+        </w:rPr>
+        <w:t xml:space="preserve">service_levels.botRenewedElsewhereConfidence</w:t>
+      </w:r>
+      <w:r>
+        <w:t xml:space="preserve">), and DQ issues for wrong-person or plate-mismatch. Every call is audited.</w:t>
       </w:r>
     </w:p>
     <w:p>
@@ -872,11 +1050,11 @@
           <w:rPr>
             <w:rStyle w:val="Hyperlink"/>
           </w:rPr>
-          <w:t xml:space="preserve">AI governance §5</w:t>
+          <w:t xml:space="preserve">AI and Prompt Governance</w:t>
         </w:r>
       </w:hyperlink>
       <w:r>
-        <w:t xml:space="preserve">).</w:t>
+        <w:t xml:space="preserve">, section 5).</w:t>
       </w:r>
     </w:p>
     <w:p>
@@ -1156,7 +1334,7 @@
     </w:pPr>
     <w:r>
       <w:rPr>
-        <w:rFonts w:ascii="Arial" w:hAnsi="Arial"/>
+        <w:rFonts w:ascii="Calibri" w:hAnsi="Calibri"/>
         <w:sz w:val="16"/>
       </w:rPr>
       <w:t xml:space="preserve">Prepared by iorta TechNXT · Confidential · Page </w:t>
@@ -1201,7 +1379,7 @@
     </w:pPr>
     <w:r>
       <w:rPr>
-        <w:rFonts w:ascii="Arial" w:hAnsi="Arial"/>
+        <w:rFonts w:ascii="Calibri" w:hAnsi="Calibri"/>
         <w:color w:val="213368"/>
         <w:sz w:val="16"/>
       </w:rPr>
@@ -1523,9 +1701,9 @@
     <w:name w:val="Normal"/>
     <w:qFormat/>
     <w:rPr>
-      <w:rFonts w:ascii="Arial" w:cs="Arial" w:eastAsia="Arial" w:hAnsi="Arial"/>
+      <w:rFonts w:ascii="Calibri" w:cs="Calibri" w:eastAsia="Calibri" w:hAnsi="Calibri"/>
       <w:color w:val="121A33"/>
-      <w:sz w:val="21"/>
+      <w:sz w:val="22"/>
     </w:rPr>
   </w:style>
   <w:style w:styleId="BodyText" w:type="paragraph">
@@ -1537,9 +1715,9 @@
     </w:pPr>
     <w:qFormat/>
     <w:rPr>
-      <w:rFonts w:ascii="Arial" w:cs="Arial" w:eastAsia="Arial" w:hAnsi="Arial"/>
+      <w:rFonts w:ascii="Calibri" w:cs="Calibri" w:eastAsia="Calibri" w:hAnsi="Calibri"/>
       <w:color w:val="121A33"/>
-      <w:sz w:val="21"/>
+      <w:sz w:val="22"/>
     </w:rPr>
   </w:style>
   <w:style w:customStyle="1" w:styleId="FirstParagraph" w:type="paragraph">
@@ -1548,9 +1726,9 @@
     <w:next w:val="BodyText"/>
     <w:qFormat/>
     <w:rPr>
-      <w:rFonts w:ascii="Arial" w:cs="Arial" w:eastAsia="Arial" w:hAnsi="Arial"/>
+      <w:rFonts w:ascii="Calibri" w:cs="Calibri" w:eastAsia="Calibri" w:hAnsi="Calibri"/>
       <w:color w:val="121A33"/>
-      <w:sz w:val="21"/>
+      <w:sz w:val="22"/>
     </w:rPr>
   </w:style>
   <w:style w:customStyle="1" w:styleId="Compact" w:type="paragraph">
@@ -1561,9 +1739,9 @@
       <w:spacing w:after="36" w:before="36"/>
     </w:pPr>
     <w:rPr>
-      <w:rFonts w:ascii="Arial" w:cs="Arial" w:eastAsia="Arial" w:hAnsi="Arial"/>
+      <w:rFonts w:ascii="Calibri" w:cs="Calibri" w:eastAsia="Calibri" w:hAnsi="Calibri"/>
       <w:color w:val="121A33"/>
-      <w:sz w:val="21"/>
+      <w:sz w:val="22"/>
     </w:rPr>
   </w:style>
   <w:style w:styleId="Title" w:type="paragraph">
@@ -1578,11 +1756,11 @@
       <w:jc w:val="center"/>
     </w:pPr>
     <w:rPr>
-      <w:rFonts w:ascii="Arial" w:asciiTheme="majorHAnsi" w:cs="Arial" w:cstheme="majorBidi" w:eastAsia="Arial" w:eastAsiaTheme="majorEastAsia" w:hAnsi="Arial" w:hAnsiTheme="majorHAnsi"/>
+      <w:rFonts w:ascii="Calibri" w:asciiTheme="majorHAnsi" w:cs="Calibri" w:cstheme="majorBidi" w:eastAsia="Calibri" w:eastAsiaTheme="majorEastAsia" w:hAnsi="Calibri" w:hAnsiTheme="majorHAnsi"/>
       <w:b/>
       <w:bCs/>
       <w:color w:val="213368"/>
-      <w:sz w:val="48"/>
+      <w:sz w:val="52"/>
       <w:szCs w:val="36"/>
     </w:rPr>
   </w:style>
@@ -1598,7 +1776,7 @@
       <w:jc w:val="center"/>
     </w:pPr>
     <w:rPr>
-      <w:rFonts w:ascii="Arial" w:cs="Arial" w:eastAsia="Arial" w:hAnsi="Arial"/>
+      <w:rFonts w:ascii="Calibri" w:cs="Calibri" w:eastAsia="Calibri" w:hAnsi="Calibri"/>
       <w:b w:val="0"/>
       <w:color w:val="0B6B66"/>
       <w:sz w:val="26"/>
@@ -1867,9 +2045,9 @@
       <w:ind w:firstLine="0" w:left="480" w:right="480"/>
     </w:pPr>
     <w:rPr>
-      <w:rFonts w:ascii="Arial" w:cs="Arial" w:eastAsia="Arial" w:hAnsi="Arial"/>
+      <w:rFonts w:ascii="Calibri" w:cs="Calibri" w:eastAsia="Calibri" w:hAnsi="Calibri"/>
       <w:color w:val="121A33"/>
-      <w:sz w:val="21"/>
+      <w:sz w:val="22"/>
     </w:rPr>
   </w:style>
   <w:style w:styleId="FootnoteText" w:type="paragraph">
@@ -1892,7 +2070,7 @@
     <w:unhideWhenUsed/>
     <w:qFormat/>
     <w:rPr>
-      <w:rFonts w:ascii="Arial" w:cs="Arial" w:eastAsia="Arial" w:hAnsi="Arial"/>
+      <w:rFonts w:ascii="Calibri" w:cs="Calibri" w:eastAsia="Calibri" w:hAnsi="Calibri"/>
       <w:sz w:val="18"/>
     </w:rPr>
     <w:tblPr>
@@ -1988,7 +2166,8 @@
     <w:basedOn w:val="BodyTextChar"/>
     <w:rPr>
       <w:rFonts w:ascii="Consolas" w:cs="Consolas" w:eastAsia="Consolas" w:hAnsi="Consolas"/>
-      <w:sz w:val="17"/>
+      <w:color w:val="2A3A6E"/>
+      <w:sz w:val="18"/>
     </w:rPr>
   </w:style>
   <w:style w:customStyle="1" w:styleId="SectionNumber" w:type="character">
